--- a/templates/Argos_Subject_Profile.docx
+++ b/templates/Argos_Subject_Profile.docx
@@ -1783,7 +1783,7 @@
           <w:i/>
           <w:color w:val="595959"/>
         </w:rPr>
-        <w:t>[One row per source. Run folder and SHA-256 come from the Argos run folder (command.txt and SHA256SUMS), so every statement can be traced back to the exact capture. Source reliability A (reliable) to F (cannot be judged); information credibility 1 (confirmed by other sources) to 6 (cannot be judged).]</w:t>
+        <w:t>[One row per source. Run folder and SHA-256 come from the Argos run folder (command.txt and SHA256SUMS), so every statement can be traced back to the exact capture. Grade (UNODC 4 x 4): source A = no doubt about reliability, B = mostly reliable, C = mostly unreliable, X = cannot be judged; information 1 = no doubt about accuracy, 2 = known personally to the source, 3 = not known personally but corroborated, 4 = not known personally and not corroborated. Grade the source and the information separately, e.g. B2.]</w:t>
       </w:r>
     </w:p>
     <w:tbl>
@@ -1896,7 +1896,7 @@
               <w:rPr>
                 <w:b/>
               </w:rPr>
-              <w:t>Rel./Cred.</w:t>
+              <w:t>Grade</w:t>
             </w:r>
           </w:p>
         </w:tc>
